--- a/rvs-400-executive-docs/output/05 Приказы и письма/P02 Приказ о назначении ответственного за ведение общего журнала работ и исполнительной документации.docx
+++ b/rvs-400-executive-docs/output/05 Приказы и письма/P02 Приказ о назначении ответственного за ведение общего журнала работ и исполнительной документации.docx
@@ -119,7 +119,7 @@
           <w:sz w:val="22"/>
           <w:u w:val="none"/>
         </w:rPr>
-        <w:t>В соответствии с требованиями к составу и порядку ведения исполнительной документации, утверждёнными приказом Ростехнадзора от 16.05.2023 № 344, на объекте: Монтаж стальных вертикальных цилиндрических резервуаров объёмом 400 м³ (2 шт.) для хранения спиртов, Московская область, муниципальный округ Шатура, г. Рошаль (Договор строительного подряда № 93 от 29.09.2025),</w:t>
+        <w:t>В соответствии с требованиями к составу и порядку ведения исполнительной документации, утверждёнными приказом Минстроя России от 16.05.2023 № 344/пр, на объекте: Монтаж стальных вертикальных цилиндрических резервуаров объёмом 400 м³ (2 шт.) для хранения спиртов, Московская область, муниципальный округ Шатура, г. Рошаль (Договор строительного подряда № 93 от 29.09.2025),</w:t>
       </w:r>
     </w:p>
     <w:p>
@@ -342,7 +342,7 @@
                 <w:rFonts w:ascii="Times New Roman" w:hAnsi="Times New Roman"/>
                 <w:sz w:val="18"/>
               </w:rPr>
-              <w:t>приказ Ростехнадзора от 16.05.2023 № 344</w:t>
+              <w:t>приказ Минстроя России от 02.12.2022 № 1026/пр</w:t>
             </w:r>
           </w:p>
         </w:tc>
